--- a/문서/전투/공격/기본 공격/플레이어 기본 공격 기획서.docx
+++ b/문서/전투/공격/기본 공격/플레이어 기본 공격 기획서.docx
@@ -754,7 +754,7 @@
               </mc:Choice>
               <mc:Fallback>
                 <w:pict>
-                  <v:group w14:anchorId="229B4C9B" id="그룹 2" o:spid="_x0000_s1026" style="position:absolute;left:0;text-align:left;margin-left:0;margin-top:0;width:432.65pt;height:448.55pt;z-index:-251695104;mso-width-percent:706;mso-height-percent:566;mso-left-percent:220;mso-top-percent:300;mso-position-horizontal-relative:page;mso-position-vertical-relative:page;mso-width-percent:706;mso-height-percent:566;mso-left-percent:220;mso-top-percent:300" coordsize="43291,44910" o:gfxdata="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">
+                  <v:group w14:anchorId="4FA7CF92" id="그룹 2" o:spid="_x0000_s1026" style="position:absolute;left:0;text-align:left;margin-left:0;margin-top:0;width:432.65pt;height:448.55pt;z-index:-251695104;mso-width-percent:706;mso-height-percent:566;mso-left-percent:220;mso-top-percent:300;mso-position-horizontal-relative:page;mso-position-vertical-relative:page;mso-width-percent:706;mso-height-percent:566;mso-left-percent:220;mso-top-percent:300" coordsize="43291,44910" o:gfxdata="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">
                     <o:lock v:ext="edit" aspectratio="t"/>
                     <v:shape id="자유형 64" o:spid="_x0000_s1027" style="position:absolute;left:15017;width:28274;height:28352;visibility:visible;mso-wrap-style:square;v-text-anchor:top" coordsize="1781,1786" o:gfxdata="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" path="m4,1786l,1782,1776,r5,5l4,1786xe" filled="f" stroked="f">
                       <v:path arrowok="t" o:connecttype="custom" o:connectlocs="6350,2835275;0,2828925;2819400,0;2827338,7938;6350,2835275" o:connectangles="0,0,0,0,0"/>
@@ -2789,7 +2789,7 @@
           </mc:Choice>
           <mc:Fallback>
             <w:pict>
-              <v:shapetype w14:anchorId="21A898B9" id="_x0000_t32" coordsize="21600,21600" o:spt="32" o:oned="t" path="m,l21600,21600e" filled="f">
+              <v:shapetype w14:anchorId="3175F5B3" id="_x0000_t32" coordsize="21600,21600" o:spt="32" o:oned="t" path="m,l21600,21600e" filled="f">
                 <v:path arrowok="t" fillok="f" o:connecttype="none"/>
                 <o:lock v:ext="edit" shapetype="t"/>
               </v:shapetype>
@@ -3568,7 +3568,7 @@
           </mc:Choice>
           <mc:Fallback>
             <w:pict>
-              <v:line w14:anchorId="1331396F" id="직선 연결선 3" o:spid="_x0000_s1026" style="position:absolute;left:0;text-align:left;z-index:251615229;visibility:visible;mso-wrap-style:square;mso-wrap-distance-left:9pt;mso-wrap-distance-top:0;mso-wrap-distance-right:9pt;mso-wrap-distance-bottom:0;mso-position-horizontal:absolute;mso-position-horizontal-relative:text;mso-position-vertical:absolute;mso-position-vertical-relative:text" from="668.25pt,17.35pt" to="668.25pt,344.35pt" o:gfxdata="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" strokecolor="black [3213]" strokeweight="2.5pt">
+              <v:line w14:anchorId="3F229711" id="직선 연결선 3" o:spid="_x0000_s1026" style="position:absolute;left:0;text-align:left;z-index:251615229;visibility:visible;mso-wrap-style:square;mso-wrap-distance-left:9pt;mso-wrap-distance-top:0;mso-wrap-distance-right:9pt;mso-wrap-distance-bottom:0;mso-position-horizontal:absolute;mso-position-horizontal-relative:text;mso-position-vertical:absolute;mso-position-vertical-relative:text" from="668.25pt,17.35pt" to="668.25pt,344.35pt" o:gfxdata="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" strokecolor="black [3213]" strokeweight="2.5pt">
                 <v:stroke dashstyle="dash" joinstyle="miter"/>
               </v:line>
             </w:pict>
@@ -3637,7 +3637,7 @@
           </mc:Choice>
           <mc:Fallback>
             <w:pict>
-              <v:line w14:anchorId="4CCB38CE" id="직선 연결선 3" o:spid="_x0000_s1026" style="position:absolute;left:0;text-align:left;z-index:251671552;visibility:visible;mso-wrap-style:square;mso-wrap-distance-left:9pt;mso-wrap-distance-top:0;mso-wrap-distance-right:9pt;mso-wrap-distance-bottom:0;mso-position-horizontal:absolute;mso-position-horizontal-relative:text;mso-position-vertical:absolute;mso-position-vertical-relative:text" from="783.75pt,18.15pt" to="783.75pt,345.15pt" o:gfxdata="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" strokecolor="black [3213]" strokeweight="2.5pt">
+              <v:line w14:anchorId="44E8BC49" id="직선 연결선 3" o:spid="_x0000_s1026" style="position:absolute;left:0;text-align:left;z-index:251671552;visibility:visible;mso-wrap-style:square;mso-wrap-distance-left:9pt;mso-wrap-distance-top:0;mso-wrap-distance-right:9pt;mso-wrap-distance-bottom:0;mso-position-horizontal:absolute;mso-position-horizontal-relative:text;mso-position-vertical:absolute;mso-position-vertical-relative:text" from="783.75pt,18.15pt" to="783.75pt,345.15pt" o:gfxdata="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" strokecolor="black [3213]" strokeweight="2.5pt">
                 <v:stroke dashstyle="dash" joinstyle="miter"/>
               </v:line>
             </w:pict>
@@ -3706,7 +3706,7 @@
           </mc:Choice>
           <mc:Fallback>
             <w:pict>
-              <v:line w14:anchorId="6B2C82C7" id="직선 연결선 3" o:spid="_x0000_s1026" style="position:absolute;left:0;text-align:left;z-index:251665408;visibility:visible;mso-wrap-style:square;mso-wrap-distance-left:9pt;mso-wrap-distance-top:0;mso-wrap-distance-right:9pt;mso-wrap-distance-bottom:0;mso-position-horizontal:absolute;mso-position-horizontal-relative:text;mso-position-vertical:absolute;mso-position-vertical-relative:text" from="-17.25pt,18.15pt" to="-17.25pt,345.15pt" o:gfxdata="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" strokecolor="black [3213]" strokeweight="2.5pt">
+              <v:line w14:anchorId="5AB3C0F3" id="직선 연결선 3" o:spid="_x0000_s1026" style="position:absolute;left:0;text-align:left;z-index:251665408;visibility:visible;mso-wrap-style:square;mso-wrap-distance-left:9pt;mso-wrap-distance-top:0;mso-wrap-distance-right:9pt;mso-wrap-distance-bottom:0;mso-position-horizontal:absolute;mso-position-horizontal-relative:text;mso-position-vertical:absolute;mso-position-vertical-relative:text" from="-17.25pt,18.15pt" to="-17.25pt,345.15pt" o:gfxdata="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" strokecolor="black [3213]" strokeweight="2.5pt">
                 <v:stroke dashstyle="dash" joinstyle="miter"/>
               </v:line>
             </w:pict>
@@ -3780,7 +3780,7 @@
           </mc:Choice>
           <mc:Fallback>
             <w:pict>
-              <v:line w14:anchorId="61885CD6" id="직선 연결선 3" o:spid="_x0000_s1026" style="position:absolute;left:0;text-align:left;z-index:251688960;visibility:visible;mso-wrap-style:square;mso-wrap-distance-left:9pt;mso-wrap-distance-top:0;mso-wrap-distance-right:9pt;mso-wrap-distance-bottom:0;mso-position-horizontal:absolute;mso-position-horizontal-relative:text;mso-position-vertical:absolute;mso-position-vertical-relative:text" from="463.5pt,.85pt" to="463.5pt,327.85pt" o:gfxdata="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" strokecolor="black [3213]" strokeweight="2.5pt">
+              <v:line w14:anchorId="6DC64B1C" id="직선 연결선 3" o:spid="_x0000_s1026" style="position:absolute;left:0;text-align:left;z-index:251688960;visibility:visible;mso-wrap-style:square;mso-wrap-distance-left:9pt;mso-wrap-distance-top:0;mso-wrap-distance-right:9pt;mso-wrap-distance-bottom:0;mso-position-horizontal:absolute;mso-position-horizontal-relative:text;mso-position-vertical:absolute;mso-position-vertical-relative:text" from="463.5pt,.85pt" to="463.5pt,327.85pt" o:gfxdata="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" strokecolor="black [3213]" strokeweight="2.5pt">
                 <v:stroke dashstyle="dash" joinstyle="miter"/>
               </v:line>
             </w:pict>
@@ -3849,7 +3849,7 @@
           </mc:Choice>
           <mc:Fallback>
             <w:pict>
-              <v:line w14:anchorId="483680BC" id="직선 연결선 3" o:spid="_x0000_s1026" style="position:absolute;left:0;text-align:left;z-index:251669504;visibility:visible;mso-wrap-style:square;mso-wrap-distance-left:9pt;mso-wrap-distance-top:0;mso-wrap-distance-right:9pt;mso-wrap-distance-bottom:0;mso-position-horizontal:absolute;mso-position-horizontal-relative:text;mso-position-vertical:absolute;mso-position-vertical-relative:text" from="564pt,.85pt" to="564pt,327.85pt" o:gfxdata="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" strokecolor="black [3213]" strokeweight="2.5pt">
+              <v:line w14:anchorId="2399A9B6" id="직선 연결선 3" o:spid="_x0000_s1026" style="position:absolute;left:0;text-align:left;z-index:251669504;visibility:visible;mso-wrap-style:square;mso-wrap-distance-left:9pt;mso-wrap-distance-top:0;mso-wrap-distance-right:9pt;mso-wrap-distance-bottom:0;mso-position-horizontal:absolute;mso-position-horizontal-relative:text;mso-position-vertical:absolute;mso-position-vertical-relative:text" from="564pt,.85pt" to="564pt,327.85pt" o:gfxdata="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" strokecolor="black [3213]" strokeweight="2.5pt">
                 <v:stroke dashstyle="dash" joinstyle="miter"/>
               </v:line>
             </w:pict>
@@ -3918,7 +3918,7 @@
           </mc:Choice>
           <mc:Fallback>
             <w:pict>
-              <v:line w14:anchorId="28BBF423" id="직선 연결선 3" o:spid="_x0000_s1026" style="position:absolute;left:0;text-align:left;z-index:251619327;visibility:visible;mso-wrap-style:square;mso-wrap-distance-left:9pt;mso-wrap-distance-top:0;mso-wrap-distance-right:9pt;mso-wrap-distance-bottom:0;mso-position-horizontal:absolute;mso-position-horizontal-relative:text;mso-position-vertical:absolute;mso-position-vertical-relative:text" from="201.75pt,.85pt" to="201.75pt,327.85pt" o:gfxdata="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" strokecolor="black [3213]" strokeweight="2.5pt">
+              <v:line w14:anchorId="53D4FDF4" id="직선 연결선 3" o:spid="_x0000_s1026" style="position:absolute;left:0;text-align:left;z-index:251619327;visibility:visible;mso-wrap-style:square;mso-wrap-distance-left:9pt;mso-wrap-distance-top:0;mso-wrap-distance-right:9pt;mso-wrap-distance-bottom:0;mso-position-horizontal:absolute;mso-position-horizontal-relative:text;mso-position-vertical:absolute;mso-position-vertical-relative:text" from="201.75pt,.85pt" to="201.75pt,327.85pt" o:gfxdata="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" strokecolor="black [3213]" strokeweight="2.5pt">
                 <v:stroke dashstyle="dash" joinstyle="miter"/>
               </v:line>
             </w:pict>
@@ -5067,7 +5067,31 @@
         <w:rPr>
           <w:rFonts w:hint="eastAsia"/>
         </w:rPr>
-        <w:t>은 기본 공격 중에서 빠르고 약한 공격을 담당하는 능력이다.</w:t>
+        <w:t xml:space="preserve">은 기본 공격 중에서 </w:t>
+      </w:r>
+      <w:r>
+        <w:rPr>
+          <w:rFonts w:hint="eastAsia"/>
+        </w:rPr>
+        <w:t>느리</w:t>
+      </w:r>
+      <w:r>
+        <w:rPr>
+          <w:rFonts w:hint="eastAsia"/>
+        </w:rPr>
+        <w:t xml:space="preserve">고 </w:t>
+      </w:r>
+      <w:r>
+        <w:rPr>
+          <w:rFonts w:hint="eastAsia"/>
+        </w:rPr>
+        <w:t>강</w:t>
+      </w:r>
+      <w:r>
+        <w:rPr>
+          <w:rFonts w:hint="eastAsia"/>
+        </w:rPr>
+        <w:t>한 공격을 담당하는 능력이다.</w:t>
       </w:r>
     </w:p>
     <w:p>
@@ -5283,7 +5307,7 @@
           </mc:Choice>
           <mc:Fallback>
             <w:pict>
-              <v:shape w14:anchorId="7C47CC10" id="직선 화살표 연결선 1" o:spid="_x0000_s1026" type="#_x0000_t32" style="position:absolute;left:0;text-align:left;margin-left:48.75pt;margin-top:9.25pt;width:55.5pt;height:0;z-index:251696128;visibility:visible;mso-wrap-style:square;mso-wrap-distance-left:9pt;mso-wrap-distance-top:0;mso-wrap-distance-right:9pt;mso-wrap-distance-bottom:0;mso-position-horizontal:absolute;mso-position-horizontal-relative:text;mso-position-vertical:absolute;mso-position-vertical-relative:text" o:gfxdata="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" strokecolor="black [3213]" strokeweight="3.75pt">
+              <v:shape w14:anchorId="5D14D3FB" id="직선 화살표 연결선 1" o:spid="_x0000_s1026" type="#_x0000_t32" style="position:absolute;left:0;text-align:left;margin-left:48.75pt;margin-top:9.25pt;width:55.5pt;height:0;z-index:251696128;visibility:visible;mso-wrap-style:square;mso-wrap-distance-left:9pt;mso-wrap-distance-top:0;mso-wrap-distance-right:9pt;mso-wrap-distance-bottom:0;mso-position-horizontal:absolute;mso-position-horizontal-relative:text;mso-position-vertical:absolute;mso-position-vertical-relative:text" o:gfxdata="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" strokecolor="black [3213]" strokeweight="3.75pt">
                 <v:stroke endarrow="block" joinstyle="miter"/>
               </v:shape>
             </w:pict>
@@ -6072,7 +6096,7 @@
           </mc:Choice>
           <mc:Fallback>
             <w:pict>
-              <v:line w14:anchorId="11CA8A4B" id="직선 연결선 3" o:spid="_x0000_s1026" style="position:absolute;left:0;text-align:left;z-index:251702272;visibility:visible;mso-wrap-style:square;mso-wrap-distance-left:9pt;mso-wrap-distance-top:0;mso-wrap-distance-right:9pt;mso-wrap-distance-bottom:0;mso-position-horizontal:absolute;mso-position-horizontal-relative:text;mso-position-vertical:absolute;mso-position-vertical-relative:text" from="783.75pt,18.15pt" to="783.75pt,345.15pt" o:gfxdata="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" strokecolor="black [3213]" strokeweight="2.5pt">
+              <v:line w14:anchorId="26BEA53D" id="직선 연결선 3" o:spid="_x0000_s1026" style="position:absolute;left:0;text-align:left;z-index:251702272;visibility:visible;mso-wrap-style:square;mso-wrap-distance-left:9pt;mso-wrap-distance-top:0;mso-wrap-distance-right:9pt;mso-wrap-distance-bottom:0;mso-position-horizontal:absolute;mso-position-horizontal-relative:text;mso-position-vertical:absolute;mso-position-vertical-relative:text" from="783.75pt,18.15pt" to="783.75pt,345.15pt" o:gfxdata="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" strokecolor="black [3213]" strokeweight="2.5pt">
                 <v:stroke dashstyle="dash" joinstyle="miter"/>
               </v:line>
             </w:pict>
@@ -6141,7 +6165,7 @@
           </mc:Choice>
           <mc:Fallback>
             <w:pict>
-              <v:line w14:anchorId="1092EFAB" id="직선 연결선 3" o:spid="_x0000_s1026" style="position:absolute;left:0;text-align:left;z-index:251700224;visibility:visible;mso-wrap-style:square;mso-wrap-distance-left:9pt;mso-wrap-distance-top:0;mso-wrap-distance-right:9pt;mso-wrap-distance-bottom:0;mso-position-horizontal:absolute;mso-position-horizontal-relative:text;mso-position-vertical:absolute;mso-position-vertical-relative:text" from="-17.25pt,18.15pt" to="-17.25pt,345.15pt" o:gfxdata="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" strokecolor="black [3213]" strokeweight="2.5pt">
+              <v:line w14:anchorId="6EDE262C" id="직선 연결선 3" o:spid="_x0000_s1026" style="position:absolute;left:0;text-align:left;z-index:251700224;visibility:visible;mso-wrap-style:square;mso-wrap-distance-left:9pt;mso-wrap-distance-top:0;mso-wrap-distance-right:9pt;mso-wrap-distance-bottom:0;mso-position-horizontal:absolute;mso-position-horizontal-relative:text;mso-position-vertical:absolute;mso-position-vertical-relative:text" from="-17.25pt,18.15pt" to="-17.25pt,345.15pt" o:gfxdata="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" strokecolor="black [3213]" strokeweight="2.5pt">
                 <v:stroke dashstyle="dash" joinstyle="miter"/>
               </v:line>
             </w:pict>
@@ -6215,7 +6239,7 @@
           </mc:Choice>
           <mc:Fallback>
             <w:pict>
-              <v:line w14:anchorId="041366B5" id="직선 연결선 3" o:spid="_x0000_s1026" style="position:absolute;left:0;text-align:left;z-index:251618302;visibility:visible;mso-wrap-style:square;mso-wrap-distance-left:9pt;mso-wrap-distance-top:0;mso-wrap-distance-right:9pt;mso-wrap-distance-bottom:0;mso-position-horizontal:absolute;mso-position-horizontal-relative:text;mso-position-vertical:absolute;mso-position-vertical-relative:text" from="669.75pt,.85pt" to="669.75pt,327.85pt" o:gfxdata="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" strokecolor="black [3213]" strokeweight="2.5pt">
+              <v:line w14:anchorId="299F4CED" id="직선 연결선 3" o:spid="_x0000_s1026" style="position:absolute;left:0;text-align:left;z-index:251618302;visibility:visible;mso-wrap-style:square;mso-wrap-distance-left:9pt;mso-wrap-distance-top:0;mso-wrap-distance-right:9pt;mso-wrap-distance-bottom:0;mso-position-horizontal:absolute;mso-position-horizontal-relative:text;mso-position-vertical:absolute;mso-position-vertical-relative:text" from="669.75pt,.85pt" to="669.75pt,327.85pt" o:gfxdata="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" strokecolor="black [3213]" strokeweight="2.5pt">
                 <v:stroke dashstyle="dash" joinstyle="miter"/>
               </v:line>
             </w:pict>
@@ -6284,7 +6308,7 @@
           </mc:Choice>
           <mc:Fallback>
             <w:pict>
-              <v:line w14:anchorId="225F008D" id="직선 연결선 3" o:spid="_x0000_s1026" style="position:absolute;left:0;text-align:left;z-index:251711488;visibility:visible;mso-wrap-style:square;mso-wrap-distance-left:9pt;mso-wrap-distance-top:0;mso-wrap-distance-right:9pt;mso-wrap-distance-bottom:0;mso-position-horizontal:absolute;mso-position-horizontal-relative:text;mso-position-vertical:absolute;mso-position-vertical-relative:text" from="463.5pt,.85pt" to="463.5pt,327.85pt" o:gfxdata="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" strokecolor="black [3213]" strokeweight="2.5pt">
+              <v:line w14:anchorId="44D8721F" id="직선 연결선 3" o:spid="_x0000_s1026" style="position:absolute;left:0;text-align:left;z-index:251711488;visibility:visible;mso-wrap-style:square;mso-wrap-distance-left:9pt;mso-wrap-distance-top:0;mso-wrap-distance-right:9pt;mso-wrap-distance-bottom:0;mso-position-horizontal:absolute;mso-position-horizontal-relative:text;mso-position-vertical:absolute;mso-position-vertical-relative:text" from="463.5pt,.85pt" to="463.5pt,327.85pt" o:gfxdata="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" strokecolor="black [3213]" strokeweight="2.5pt">
                 <v:stroke dashstyle="dash" joinstyle="miter"/>
               </v:line>
             </w:pict>
@@ -6353,7 +6377,7 @@
           </mc:Choice>
           <mc:Fallback>
             <w:pict>
-              <v:line w14:anchorId="74C02411" id="직선 연결선 3" o:spid="_x0000_s1026" style="position:absolute;left:0;text-align:left;z-index:251701248;visibility:visible;mso-wrap-style:square;mso-wrap-distance-left:9pt;mso-wrap-distance-top:0;mso-wrap-distance-right:9pt;mso-wrap-distance-bottom:0;mso-position-horizontal:absolute;mso-position-horizontal-relative:text;mso-position-vertical:absolute;mso-position-vertical-relative:text" from="564pt,.85pt" to="564pt,327.85pt" o:gfxdata="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" strokecolor="black [3213]" strokeweight="2.5pt">
+              <v:line w14:anchorId="3830D03B" id="직선 연결선 3" o:spid="_x0000_s1026" style="position:absolute;left:0;text-align:left;z-index:251701248;visibility:visible;mso-wrap-style:square;mso-wrap-distance-left:9pt;mso-wrap-distance-top:0;mso-wrap-distance-right:9pt;mso-wrap-distance-bottom:0;mso-position-horizontal:absolute;mso-position-horizontal-relative:text;mso-position-vertical:absolute;mso-position-vertical-relative:text" from="564pt,.85pt" to="564pt,327.85pt" o:gfxdata="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" strokecolor="black [3213]" strokeweight="2.5pt">
                 <v:stroke dashstyle="dash" joinstyle="miter"/>
               </v:line>
             </w:pict>
@@ -6422,7 +6446,7 @@
           </mc:Choice>
           <mc:Fallback>
             <w:pict>
-              <v:line w14:anchorId="7C9B21AF" id="직선 연결선 3" o:spid="_x0000_s1026" style="position:absolute;left:0;text-align:left;z-index:251695104;visibility:visible;mso-wrap-style:square;mso-wrap-distance-left:9pt;mso-wrap-distance-top:0;mso-wrap-distance-right:9pt;mso-wrap-distance-bottom:0;mso-position-horizontal:absolute;mso-position-horizontal-relative:text;mso-position-vertical:absolute;mso-position-vertical-relative:text" from="201.75pt,.85pt" to="201.75pt,327.85pt" o:gfxdata="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" strokecolor="black [3213]" strokeweight="2.5pt">
+              <v:line w14:anchorId="156D3FCC" id="직선 연결선 3" o:spid="_x0000_s1026" style="position:absolute;left:0;text-align:left;z-index:251695104;visibility:visible;mso-wrap-style:square;mso-wrap-distance-left:9pt;mso-wrap-distance-top:0;mso-wrap-distance-right:9pt;mso-wrap-distance-bottom:0;mso-position-horizontal:absolute;mso-position-horizontal-relative:text;mso-position-vertical:absolute;mso-position-vertical-relative:text" from="201.75pt,.85pt" to="201.75pt,327.85pt" o:gfxdata="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" strokecolor="black [3213]" strokeweight="2.5pt">
                 <v:stroke dashstyle="dash" joinstyle="miter"/>
               </v:line>
             </w:pict>
@@ -8641,7 +8665,7 @@
           </mc:Choice>
           <mc:Fallback>
             <w:pict>
-              <v:shape w14:anchorId="0E863D96" id="직선 화살표 연결선 2" o:spid="_x0000_s1026" type="#_x0000_t32" style="position:absolute;left:0;text-align:left;margin-left:252.75pt;margin-top:6.45pt;width:183.75pt;height:21.75pt;z-index:251743232;visibility:visible;mso-wrap-style:square;mso-width-percent:0;mso-height-percent:0;mso-wrap-distance-left:9pt;mso-wrap-distance-top:0;mso-wrap-distance-right:9pt;mso-wrap-distance-bottom:0;mso-position-horizontal:absolute;mso-position-horizontal-relative:text;mso-position-vertical:absolute;mso-position-vertical-relative:text;mso-width-percent:0;mso-height-percent:0;mso-width-relative:margin;mso-height-relative:margin" o:gfxdata="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" strokecolor="black [3213]" strokeweight="2.25pt">
+              <v:shape w14:anchorId="2467C80B" id="직선 화살표 연결선 2" o:spid="_x0000_s1026" type="#_x0000_t32" style="position:absolute;left:0;text-align:left;margin-left:252.75pt;margin-top:6.45pt;width:183.75pt;height:21.75pt;z-index:251743232;visibility:visible;mso-wrap-style:square;mso-width-percent:0;mso-height-percent:0;mso-wrap-distance-left:9pt;mso-wrap-distance-top:0;mso-wrap-distance-right:9pt;mso-wrap-distance-bottom:0;mso-position-horizontal:absolute;mso-position-horizontal-relative:text;mso-position-vertical:absolute;mso-position-vertical-relative:text;mso-width-percent:0;mso-height-percent:0;mso-width-relative:margin;mso-height-relative:margin" o:gfxdata="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" strokecolor="black [3213]" strokeweight="2.25pt">
                 <v:stroke endarrow="block" joinstyle="miter"/>
               </v:shape>
             </w:pict>
@@ -8711,7 +8735,7 @@
           </mc:Choice>
           <mc:Fallback>
             <w:pict>
-              <v:shape w14:anchorId="014D750A" id="직선 화살표 연결선 2" o:spid="_x0000_s1026" type="#_x0000_t32" style="position:absolute;left:0;text-align:left;margin-left:102pt;margin-top:6.45pt;width:150.75pt;height:21.75pt;flip:x;z-index:251741184;visibility:visible;mso-wrap-style:square;mso-wrap-distance-left:9pt;mso-wrap-distance-top:0;mso-wrap-distance-right:9pt;mso-wrap-distance-bottom:0;mso-position-horizontal:absolute;mso-position-horizontal-relative:text;mso-position-vertical:absolute;mso-position-vertical-relative:text" o:gfxdata="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" strokecolor="black [3213]" strokeweight="2.25pt">
+              <v:shape w14:anchorId="38B85F32" id="직선 화살표 연결선 2" o:spid="_x0000_s1026" type="#_x0000_t32" style="position:absolute;left:0;text-align:left;margin-left:102pt;margin-top:6.45pt;width:150.75pt;height:21.75pt;flip:x;z-index:251741184;visibility:visible;mso-wrap-style:square;mso-wrap-distance-left:9pt;mso-wrap-distance-top:0;mso-wrap-distance-right:9pt;mso-wrap-distance-bottom:0;mso-position-horizontal:absolute;mso-position-horizontal-relative:text;mso-position-vertical:absolute;mso-position-vertical-relative:text" o:gfxdata="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" strokecolor="black [3213]" strokeweight="2.25pt">
                 <v:stroke endarrow="block" joinstyle="miter"/>
               </v:shape>
             </w:pict>
@@ -9134,7 +9158,7 @@
           </mc:Choice>
           <mc:Fallback>
             <w:pict>
-              <v:shape w14:anchorId="47EBAECA" id="직선 화살표 연결선 2" o:spid="_x0000_s1026" type="#_x0000_t32" style="position:absolute;left:0;text-align:left;margin-left:428.1pt;margin-top:224.15pt;width:3.6pt;height:24pt;z-index:251749376;visibility:visible;mso-wrap-style:square;mso-width-percent:0;mso-height-percent:0;mso-wrap-distance-left:9pt;mso-wrap-distance-top:0;mso-wrap-distance-right:9pt;mso-wrap-distance-bottom:0;mso-position-horizontal:absolute;mso-position-horizontal-relative:text;mso-position-vertical:absolute;mso-position-vertical-relative:text;mso-width-percent:0;mso-height-percent:0;mso-width-relative:margin;mso-height-relative:margin" o:gfxdata="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" strokecolor="black [3213]" strokeweight="2.25pt">
+              <v:shape w14:anchorId="0AA1AB36" id="직선 화살표 연결선 2" o:spid="_x0000_s1026" type="#_x0000_t32" style="position:absolute;left:0;text-align:left;margin-left:428.1pt;margin-top:224.15pt;width:3.6pt;height:24pt;z-index:251749376;visibility:visible;mso-wrap-style:square;mso-width-percent:0;mso-height-percent:0;mso-wrap-distance-left:9pt;mso-wrap-distance-top:0;mso-wrap-distance-right:9pt;mso-wrap-distance-bottom:0;mso-position-horizontal:absolute;mso-position-horizontal-relative:text;mso-position-vertical:absolute;mso-position-vertical-relative:text;mso-width-percent:0;mso-height-percent:0;mso-width-relative:margin;mso-height-relative:margin" o:gfxdata="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" strokecolor="black [3213]" strokeweight="2.25pt">
                 <v:stroke endarrow="block" joinstyle="miter"/>
               </v:shape>
             </w:pict>
@@ -9555,7 +9579,7 @@
           </mc:Choice>
           <mc:Fallback>
             <w:pict>
-              <v:shape w14:anchorId="6D7FD578" id="직선 화살표 연결선 2" o:spid="_x0000_s1026" type="#_x0000_t32" style="position:absolute;left:0;text-align:left;margin-left:429.05pt;margin-top:354.05pt;width:3.6pt;height:24pt;z-index:251751424;visibility:visible;mso-wrap-style:square;mso-width-percent:0;mso-height-percent:0;mso-wrap-distance-left:9pt;mso-wrap-distance-top:0;mso-wrap-distance-right:9pt;mso-wrap-distance-bottom:0;mso-position-horizontal:absolute;mso-position-horizontal-relative:text;mso-position-vertical:absolute;mso-position-vertical-relative:text;mso-width-percent:0;mso-height-percent:0;mso-width-relative:margin;mso-height-relative:margin" o:gfxdata="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" strokecolor="black [3213]" strokeweight="2.25pt">
+              <v:shape w14:anchorId="41C139E6" id="직선 화살표 연결선 2" o:spid="_x0000_s1026" type="#_x0000_t32" style="position:absolute;left:0;text-align:left;margin-left:429.05pt;margin-top:354.05pt;width:3.6pt;height:24pt;z-index:251751424;visibility:visible;mso-wrap-style:square;mso-width-percent:0;mso-height-percent:0;mso-wrap-distance-left:9pt;mso-wrap-distance-top:0;mso-wrap-distance-right:9pt;mso-wrap-distance-bottom:0;mso-position-horizontal:absolute;mso-position-horizontal-relative:text;mso-position-vertical:absolute;mso-position-vertical-relative:text;mso-width-percent:0;mso-height-percent:0;mso-width-relative:margin;mso-height-relative:margin" o:gfxdata="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" strokecolor="black [3213]" strokeweight="2.25pt">
                 <v:stroke endarrow="block" joinstyle="miter"/>
               </v:shape>
             </w:pict>
@@ -10042,7 +10066,7 @@
           </mc:Choice>
           <mc:Fallback>
             <w:pict>
-              <v:shape w14:anchorId="7F94669E" id="직선 화살표 연결선 2" o:spid="_x0000_s1026" type="#_x0000_t32" style="position:absolute;left:0;text-align:left;margin-left:108.65pt;margin-top:117.4pt;width:3.6pt;height:24pt;z-index:251745280;visibility:visible;mso-wrap-style:square;mso-width-percent:0;mso-height-percent:0;mso-wrap-distance-left:9pt;mso-wrap-distance-top:0;mso-wrap-distance-right:9pt;mso-wrap-distance-bottom:0;mso-position-horizontal:absolute;mso-position-horizontal-relative:text;mso-position-vertical:absolute;mso-position-vertical-relative:text;mso-width-percent:0;mso-height-percent:0;mso-width-relative:margin;mso-height-relative:margin" o:gfxdata="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" strokecolor="black [3213]" strokeweight="2.25pt">
+              <v:shape w14:anchorId="7D15E5CF" id="직선 화살표 연결선 2" o:spid="_x0000_s1026" type="#_x0000_t32" style="position:absolute;left:0;text-align:left;margin-left:108.65pt;margin-top:117.4pt;width:3.6pt;height:24pt;z-index:251745280;visibility:visible;mso-wrap-style:square;mso-width-percent:0;mso-height-percent:0;mso-wrap-distance-left:9pt;mso-wrap-distance-top:0;mso-wrap-distance-right:9pt;mso-wrap-distance-bottom:0;mso-position-horizontal:absolute;mso-position-horizontal-relative:text;mso-position-vertical:absolute;mso-position-vertical-relative:text;mso-width-percent:0;mso-height-percent:0;mso-width-relative:margin;mso-height-relative:margin" o:gfxdata="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" strokecolor="black [3213]" strokeweight="2.25pt">
                 <v:stroke endarrow="block" joinstyle="miter"/>
               </v:shape>
             </w:pict>
@@ -11225,7 +11249,7 @@
           </mc:Choice>
           <mc:Fallback>
             <w:pict>
-              <v:shape w14:anchorId="361117DF" id="직선 화살표 연결선 2" o:spid="_x0000_s1026" type="#_x0000_t32" style="position:absolute;left:0;text-align:left;margin-left:432.55pt;margin-top:96.5pt;width:3.6pt;height:24pt;z-index:251747328;visibility:visible;mso-wrap-style:square;mso-width-percent:0;mso-height-percent:0;mso-wrap-distance-left:9pt;mso-wrap-distance-top:0;mso-wrap-distance-right:9pt;mso-wrap-distance-bottom:0;mso-position-horizontal:absolute;mso-position-horizontal-relative:text;mso-position-vertical:absolute;mso-position-vertical-relative:text;mso-width-percent:0;mso-height-percent:0;mso-width-relative:margin;mso-height-relative:margin" o:gfxdata="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" strokecolor="black [3213]" strokeweight="2.25pt">
+              <v:shape w14:anchorId="748C34D0" id="직선 화살표 연결선 2" o:spid="_x0000_s1026" type="#_x0000_t32" style="position:absolute;left:0;text-align:left;margin-left:432.55pt;margin-top:96.5pt;width:3.6pt;height:24pt;z-index:251747328;visibility:visible;mso-wrap-style:square;mso-width-percent:0;mso-height-percent:0;mso-wrap-distance-left:9pt;mso-wrap-distance-top:0;mso-wrap-distance-right:9pt;mso-wrap-distance-bottom:0;mso-position-horizontal:absolute;mso-position-horizontal-relative:text;mso-position-vertical:absolute;mso-position-vertical-relative:text;mso-width-percent:0;mso-height-percent:0;mso-width-relative:margin;mso-height-relative:margin" o:gfxdata="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" strokecolor="black [3213]" strokeweight="2.25pt">
                 <v:stroke endarrow="block" joinstyle="miter"/>
               </v:shape>
             </w:pict>
@@ -12543,7 +12567,7 @@
           </mc:Choice>
           <mc:Fallback>
             <w:pict>
-              <v:shape w14:anchorId="2EB441C7" id="직선 화살표 연결선 2" o:spid="_x0000_s1026" type="#_x0000_t32" style="position:absolute;left:0;text-align:left;margin-left:86.85pt;margin-top:439.95pt;width:3.6pt;height:20pt;flip:x;z-index:251763712;visibility:visible;mso-wrap-style:square;mso-width-percent:0;mso-height-percent:0;mso-wrap-distance-left:9pt;mso-wrap-distance-top:0;mso-wrap-distance-right:9pt;mso-wrap-distance-bottom:0;mso-position-horizontal:absolute;mso-position-horizontal-relative:text;mso-position-vertical:absolute;mso-position-vertical-relative:text;mso-width-percent:0;mso-height-percent:0;mso-width-relative:margin;mso-height-relative:margin" o:gfxdata="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" strokecolor="black [3213]" strokeweight="2.25pt">
+              <v:shape w14:anchorId="037CADCC" id="직선 화살표 연결선 2" o:spid="_x0000_s1026" type="#_x0000_t32" style="position:absolute;left:0;text-align:left;margin-left:86.85pt;margin-top:439.95pt;width:3.6pt;height:20pt;flip:x;z-index:251763712;visibility:visible;mso-wrap-style:square;mso-width-percent:0;mso-height-percent:0;mso-wrap-distance-left:9pt;mso-wrap-distance-top:0;mso-wrap-distance-right:9pt;mso-wrap-distance-bottom:0;mso-position-horizontal:absolute;mso-position-horizontal-relative:text;mso-position-vertical:absolute;mso-position-vertical-relative:text;mso-width-percent:0;mso-height-percent:0;mso-width-relative:margin;mso-height-relative:margin" o:gfxdata="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" strokecolor="black [3213]" strokeweight="2.25pt">
                 <v:stroke endarrow="block" joinstyle="miter"/>
               </v:shape>
             </w:pict>
@@ -12619,7 +12643,7 @@
           </mc:Choice>
           <mc:Fallback>
             <w:pict>
-              <v:shape w14:anchorId="7A6401C6" id="직선 화살표 연결선 2" o:spid="_x0000_s1026" type="#_x0000_t32" style="position:absolute;left:0;text-align:left;margin-left:419.95pt;margin-top:199.95pt;width:3.6pt;height:34.5pt;flip:x;z-index:251759616;visibility:visible;mso-wrap-style:square;mso-width-percent:0;mso-height-percent:0;mso-wrap-distance-left:9pt;mso-wrap-distance-top:0;mso-wrap-distance-right:9pt;mso-wrap-distance-bottom:0;mso-position-horizontal:absolute;mso-position-horizontal-relative:text;mso-position-vertical:absolute;mso-position-vertical-relative:text;mso-width-percent:0;mso-height-percent:0;mso-width-relative:margin;mso-height-relative:margin" o:gfxdata="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" strokecolor="black [3213]" strokeweight="2.25pt">
+              <v:shape w14:anchorId="5E7F6679" id="직선 화살표 연결선 2" o:spid="_x0000_s1026" type="#_x0000_t32" style="position:absolute;left:0;text-align:left;margin-left:419.95pt;margin-top:199.95pt;width:3.6pt;height:34.5pt;flip:x;z-index:251759616;visibility:visible;mso-wrap-style:square;mso-width-percent:0;mso-height-percent:0;mso-wrap-distance-left:9pt;mso-wrap-distance-top:0;mso-wrap-distance-right:9pt;mso-wrap-distance-bottom:0;mso-position-horizontal:absolute;mso-position-horizontal-relative:text;mso-position-vertical:absolute;mso-position-vertical-relative:text;mso-width-percent:0;mso-height-percent:0;mso-width-relative:margin;mso-height-relative:margin" o:gfxdata="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" strokecolor="black [3213]" strokeweight="2.25pt">
                 <v:stroke endarrow="block" joinstyle="miter"/>
               </v:shape>
             </w:pict>
@@ -13503,7 +13527,7 @@
           </mc:Choice>
           <mc:Fallback>
             <w:pict>
-              <v:shape w14:anchorId="2983F413" id="직선 화살표 연결선 2" o:spid="_x0000_s1026" type="#_x0000_t32" style="position:absolute;left:0;text-align:left;margin-left:85.6pt;margin-top:313.15pt;width:3.6pt;height:20pt;flip:x;z-index:251761664;visibility:visible;mso-wrap-style:square;mso-width-percent:0;mso-height-percent:0;mso-wrap-distance-left:9pt;mso-wrap-distance-top:0;mso-wrap-distance-right:9pt;mso-wrap-distance-bottom:0;mso-position-horizontal:absolute;mso-position-horizontal-relative:text;mso-position-vertical:absolute;mso-position-vertical-relative:text;mso-width-percent:0;mso-height-percent:0;mso-width-relative:margin;mso-height-relative:margin" o:gfxdata="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" strokecolor="black [3213]" strokeweight="2.25pt">
+              <v:shape w14:anchorId="325B5A11" id="직선 화살표 연결선 2" o:spid="_x0000_s1026" type="#_x0000_t32" style="position:absolute;left:0;text-align:left;margin-left:85.6pt;margin-top:313.15pt;width:3.6pt;height:20pt;flip:x;z-index:251761664;visibility:visible;mso-wrap-style:square;mso-width-percent:0;mso-height-percent:0;mso-wrap-distance-left:9pt;mso-wrap-distance-top:0;mso-wrap-distance-right:9pt;mso-wrap-distance-bottom:0;mso-position-horizontal:absolute;mso-position-horizontal-relative:text;mso-position-vertical:absolute;mso-position-vertical-relative:text;mso-width-percent:0;mso-height-percent:0;mso-width-relative:margin;mso-height-relative:margin" o:gfxdata="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" strokecolor="black [3213]" strokeweight="2.25pt">
                 <v:stroke endarrow="block" joinstyle="miter"/>
               </v:shape>
             </w:pict>
@@ -14026,7 +14050,7 @@
           </mc:Choice>
           <mc:Fallback>
             <w:pict>
-              <v:shape w14:anchorId="176B3171" id="직선 화살표 연결선 2" o:spid="_x0000_s1026" type="#_x0000_t32" style="position:absolute;left:0;text-align:left;margin-left:85.15pt;margin-top:180.05pt;width:3.6pt;height:19.95pt;z-index:251757568;visibility:visible;mso-wrap-style:square;mso-width-percent:0;mso-height-percent:0;mso-wrap-distance-left:9pt;mso-wrap-distance-top:0;mso-wrap-distance-right:9pt;mso-wrap-distance-bottom:0;mso-position-horizontal:absolute;mso-position-horizontal-relative:text;mso-position-vertical:absolute;mso-position-vertical-relative:text;mso-width-percent:0;mso-height-percent:0;mso-width-relative:margin;mso-height-relative:margin" o:gfxdata="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" strokecolor="black [3213]" strokeweight="2.25pt">
+              <v:shape w14:anchorId="7A0D0F6F" id="직선 화살표 연결선 2" o:spid="_x0000_s1026" type="#_x0000_t32" style="position:absolute;left:0;text-align:left;margin-left:85.15pt;margin-top:180.05pt;width:3.6pt;height:19.95pt;z-index:251757568;visibility:visible;mso-wrap-style:square;mso-width-percent:0;mso-height-percent:0;mso-wrap-distance-left:9pt;mso-wrap-distance-top:0;mso-wrap-distance-right:9pt;mso-wrap-distance-bottom:0;mso-position-horizontal:absolute;mso-position-horizontal-relative:text;mso-position-vertical:absolute;mso-position-vertical-relative:text;mso-width-percent:0;mso-height-percent:0;mso-width-relative:margin;mso-height-relative:margin" o:gfxdata="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" strokecolor="black [3213]" strokeweight="2.25pt">
                 <v:stroke endarrow="block" joinstyle="miter"/>
               </v:shape>
             </w:pict>
@@ -14447,7 +14471,7 @@
           </mc:Choice>
           <mc:Fallback>
             <w:pict>
-              <v:shape w14:anchorId="5B444254" id="직선 화살표 연결선 2" o:spid="_x0000_s1026" type="#_x0000_t32" style="position:absolute;left:0;text-align:left;margin-left:238.45pt;margin-top:71.35pt;width:179.05pt;height:20.9pt;z-index:251755520;visibility:visible;mso-wrap-style:square;mso-width-percent:0;mso-height-percent:0;mso-wrap-distance-left:9pt;mso-wrap-distance-top:0;mso-wrap-distance-right:9pt;mso-wrap-distance-bottom:0;mso-position-horizontal:absolute;mso-position-horizontal-relative:text;mso-position-vertical:absolute;mso-position-vertical-relative:text;mso-width-percent:0;mso-height-percent:0;mso-width-relative:margin;mso-height-relative:margin" o:gfxdata="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" strokecolor="black [3213]" strokeweight="2.25pt">
+              <v:shape w14:anchorId="72FB5E1B" id="직선 화살표 연결선 2" o:spid="_x0000_s1026" type="#_x0000_t32" style="position:absolute;left:0;text-align:left;margin-left:238.45pt;margin-top:71.35pt;width:179.05pt;height:20.9pt;z-index:251755520;visibility:visible;mso-wrap-style:square;mso-width-percent:0;mso-height-percent:0;mso-wrap-distance-left:9pt;mso-wrap-distance-top:0;mso-wrap-distance-right:9pt;mso-wrap-distance-bottom:0;mso-position-horizontal:absolute;mso-position-horizontal-relative:text;mso-position-vertical:absolute;mso-position-vertical-relative:text;mso-width-percent:0;mso-height-percent:0;mso-width-relative:margin;mso-height-relative:margin" o:gfxdata="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" strokecolor="black [3213]" strokeweight="2.25pt">
                 <v:stroke endarrow="block" joinstyle="miter"/>
               </v:shape>
             </w:pict>
@@ -14523,7 +14547,7 @@
           </mc:Choice>
           <mc:Fallback>
             <w:pict>
-              <v:shape w14:anchorId="2663F29C" id="직선 화살표 연결선 2" o:spid="_x0000_s1026" type="#_x0000_t32" style="position:absolute;left:0;text-align:left;margin-left:84.6pt;margin-top:71.35pt;width:154.1pt;height:20.95pt;flip:x;z-index:251753472;visibility:visible;mso-wrap-style:square;mso-width-percent:0;mso-height-percent:0;mso-wrap-distance-left:9pt;mso-wrap-distance-top:0;mso-wrap-distance-right:9pt;mso-wrap-distance-bottom:0;mso-position-horizontal:absolute;mso-position-horizontal-relative:text;mso-position-vertical:absolute;mso-position-vertical-relative:text;mso-width-percent:0;mso-height-percent:0;mso-width-relative:margin;mso-height-relative:margin" o:gfxdata="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" strokecolor="black [3213]" strokeweight="2.25pt">
+              <v:shape w14:anchorId="1D385DAC" id="직선 화살표 연결선 2" o:spid="_x0000_s1026" type="#_x0000_t32" style="position:absolute;left:0;text-align:left;margin-left:84.6pt;margin-top:71.35pt;width:154.1pt;height:20.95pt;flip:x;z-index:251753472;visibility:visible;mso-wrap-style:square;mso-width-percent:0;mso-height-percent:0;mso-wrap-distance-left:9pt;mso-wrap-distance-top:0;mso-wrap-distance-right:9pt;mso-wrap-distance-bottom:0;mso-position-horizontal:absolute;mso-position-horizontal-relative:text;mso-position-vertical:absolute;mso-position-vertical-relative:text;mso-width-percent:0;mso-height-percent:0;mso-width-relative:margin;mso-height-relative:margin" o:gfxdata="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" strokecolor="black [3213]" strokeweight="2.25pt">
                 <v:stroke endarrow="block" joinstyle="miter"/>
               </v:shape>
             </w:pict>
